--- a/Step_Documentation/Step2_Poisson_Task_Generator.docx
+++ b/Step_Documentation/Step2_Poisson_Task_Generator.docx
@@ -42,6 +42,20 @@
       </w:r>
     </w:p>
     <w:p/>
+    <w:p>
+      <w:pPr>
+        <w:spacing w:before="120" w:after="200"/>
+        <w:ind w:left="170"/>
+        <w:shd w:val="clear" w:color="auto" w:fill="F2F4F8"/>
+      </w:pPr>
+      <w:r>
+        <w:rPr>
+          <w:i/>
+          <w:sz w:val="21"/>
+        </w:rPr>
+        <w:t xml:space="preserve">V2 UPDATE (audit fixes, Oct 2026): Poisson counts aur compute_demand ka hisaab bilkul wahi hai — same seed par same workload banta hai. Jo badla: (1) har step ke arrivals ek ALAG seeded random stream se shuffle hote hain, taake ek hi step mein hamesha Emergency/Critical pehle route na ho. Sirf order badalta hai, counts aur demands nahi. Is wajah se neeche ki table mein step 2 ke do arrivals ka order ab ulta hai (pehle General_Ward/High, phir Emergency/Critical); values wahi hain (verified). (2) Config validation ab env/config_validation.py mein hai, aur seed ek int &gt;= 0 hona chahiye. (3) add_generated_arrivals() poore batch ko pehle check karta hai (sab ya kuch nahi). Neeche dikhaya gaya code simplified version hai; current code env/task_generator.py mein hai.</w:t>
+      </w:r>
+    </w:p>
     <w:p>
       <w:pPr>
         <w:pStyle w:val="Heading1"/>
